--- a/FAA_Q2.docx
+++ b/FAA_Q2.docx
@@ -5,7 +5,7 @@
     <w:p>
       <w:pPr>
         <w:rPr>
-          <w:rFonts w:ascii="Times New Roman" w:hAnsi="Times New Roman" w:cs="Times New Roman" w:hint="eastAsia"/>
+          <w:rFonts w:ascii="Times New Roman" w:hAnsi="Times New Roman" w:cs="Times New Roman"/>
           <w:b/>
           <w:bCs/>
           <w:sz w:val="24"/>
@@ -663,7 +663,7 @@
     <w:p>
       <w:pPr>
         <w:rPr>
-          <w:rFonts w:ascii="Times New Roman" w:hAnsi="Times New Roman" w:cs="Times New Roman" w:hint="eastAsia"/>
+          <w:rFonts w:ascii="Times New Roman" w:hAnsi="Times New Roman" w:cs="Times New Roman"/>
         </w:rPr>
       </w:pPr>
       <w:r>
@@ -1204,9 +1204,9 @@
           <w:noProof/>
         </w:rPr>
         <w:drawing>
-          <wp:inline distT="0" distB="0" distL="0" distR="0" wp14:anchorId="61A1CBBD" wp14:editId="72E4DEB3">
-            <wp:extent cx="2488516" cy="1842397"/>
-            <wp:effectExtent l="0" t="0" r="0" b="5715"/>
+          <wp:inline distT="0" distB="0" distL="0" distR="0" wp14:anchorId="61A1CBBD" wp14:editId="45A23363">
+            <wp:extent cx="2487930" cy="1778463"/>
+            <wp:effectExtent l="0" t="0" r="0" b="0"/>
             <wp:docPr id="744845798" name="图片 1"/>
             <wp:cNvGraphicFramePr>
               <a:graphicFrameLocks xmlns:a="http://schemas.openxmlformats.org/drawingml/2006/main" noChangeAspect="1"/>
@@ -1220,7 +1220,7 @@
                   </pic:nvPicPr>
                   <pic:blipFill rotWithShape="1">
                     <a:blip r:embed="rId7"/>
-                    <a:srcRect r="-2449" b="42052"/>
+                    <a:srcRect t="1998" r="-2449" b="42052"/>
                     <a:stretch>
                       <a:fillRect/>
                     </a:stretch>
@@ -1228,7 +1228,7 @@
                   <pic:spPr bwMode="auto">
                     <a:xfrm>
                       <a:off x="0" y="0"/>
-                      <a:ext cx="2530139" cy="1873213"/>
+                      <a:ext cx="2530139" cy="1808636"/>
                     </a:xfrm>
                     <a:prstGeom prst="rect">
                       <a:avLst/>
@@ -1254,9 +1254,9 @@
           <w:noProof/>
         </w:rPr>
         <w:drawing>
-          <wp:inline distT="0" distB="0" distL="0" distR="0" wp14:anchorId="3EFE2E88" wp14:editId="4271931D">
-            <wp:extent cx="2702409" cy="1483953"/>
-            <wp:effectExtent l="0" t="0" r="3175" b="2540"/>
+          <wp:inline distT="0" distB="0" distL="0" distR="0" wp14:anchorId="3EFE2E88" wp14:editId="51B696A9">
+            <wp:extent cx="2651125" cy="1455792"/>
+            <wp:effectExtent l="0" t="0" r="0" b="0"/>
             <wp:docPr id="1484006870" name="图片 1"/>
             <wp:cNvGraphicFramePr>
               <a:graphicFrameLocks xmlns:a="http://schemas.openxmlformats.org/drawingml/2006/main" noChangeAspect="1"/>
@@ -1278,7 +1278,7 @@
                   <pic:spPr bwMode="auto">
                     <a:xfrm>
                       <a:off x="0" y="0"/>
-                      <a:ext cx="2741942" cy="1505662"/>
+                      <a:ext cx="2692611" cy="1478573"/>
                     </a:xfrm>
                     <a:prstGeom prst="rect">
                       <a:avLst/>
@@ -1302,7 +1302,7 @@
     <w:p>
       <w:pPr>
         <w:rPr>
-          <w:rFonts w:ascii="Times New Roman" w:hAnsi="Times New Roman" w:cs="Times New Roman" w:hint="eastAsia"/>
+          <w:rFonts w:ascii="Times New Roman" w:hAnsi="Times New Roman" w:cs="Times New Roman"/>
         </w:rPr>
       </w:pPr>
       <w:r>
@@ -1322,19 +1322,7 @@
         <w:rPr>
           <w:rFonts w:ascii="Times New Roman" w:hAnsi="Times New Roman" w:cs="Times New Roman"/>
         </w:rPr>
-        <w:t>(</w:t>
-      </w:r>
-      <w:r>
-        <w:rPr>
-          <w:rFonts w:ascii="Times New Roman" w:hAnsi="Times New Roman" w:cs="Times New Roman"/>
-        </w:rPr>
-        <w:t>The 0.00 in the CI of the interaction item is due to rounding</w:t>
-      </w:r>
-      <w:r>
-        <w:rPr>
-          <w:rFonts w:ascii="Times New Roman" w:hAnsi="Times New Roman" w:cs="Times New Roman"/>
-        </w:rPr>
-        <w:t>)</w:t>
+        <w:t>(The 0.00 in the CI of the interaction item is due to rounding)</w:t>
       </w:r>
       <w:r>
         <w:rPr>
@@ -1462,6 +1450,9 @@
     <w:p>
       <w:pPr>
         <w:keepNext/>
+        <w:rPr>
+          <w:rFonts w:hint="eastAsia"/>
+        </w:rPr>
       </w:pPr>
       <w:r>
         <w:rPr>
@@ -1469,7 +1460,7 @@
           <w:noProof/>
         </w:rPr>
         <w:drawing>
-          <wp:inline distT="0" distB="0" distL="0" distR="0" wp14:anchorId="06E2289E" wp14:editId="7FCE3A0B">
+          <wp:inline distT="0" distB="0" distL="0" distR="0" wp14:anchorId="06E2289E" wp14:editId="61D00CBD">
             <wp:extent cx="3442885" cy="1753578"/>
             <wp:effectExtent l="0" t="0" r="5715" b="0"/>
             <wp:docPr id="1028614342" name="图片 4"/>
@@ -1528,7 +1519,7 @@
           <w:noProof/>
         </w:rPr>
         <w:drawing>
-          <wp:inline distT="0" distB="0" distL="0" distR="0" wp14:anchorId="580648C2" wp14:editId="6C3D1EA9">
+          <wp:inline distT="0" distB="0" distL="0" distR="0" wp14:anchorId="580648C2" wp14:editId="51666F7E">
             <wp:extent cx="1806368" cy="864986"/>
             <wp:effectExtent l="0" t="0" r="3810" b="0"/>
             <wp:docPr id="1296628144" name="图片 4"/>
@@ -1590,33 +1581,9 @@
       </w:pPr>
       <w:r>
         <w:rPr>
-          <w:rFonts w:ascii="Times New Roman" w:hAnsi="Times New Roman" w:cs="Times New Roman" w:hint="eastAsia"/>
-        </w:rPr>
-        <w:t>T</w:t>
-      </w:r>
-      <w:r>
-        <w:rPr>
-          <w:rFonts w:ascii="Times New Roman" w:hAnsi="Times New Roman" w:cs="Times New Roman"/>
-        </w:rPr>
-        <w:t xml:space="preserve">he diagnostic plots suggest that the logistic regression model fits the data reasonably well. </w:t>
-      </w:r>
-      <w:r>
-        <w:rPr>
-          <w:rFonts w:ascii="Times New Roman" w:hAnsi="Times New Roman" w:cs="Times New Roman"/>
-        </w:rPr>
-        <w:t>The model-predicted values closely match the observed data.</w:t>
-      </w:r>
-      <w:r>
-        <w:rPr>
-          <w:rFonts w:ascii="Times New Roman" w:hAnsi="Times New Roman" w:cs="Times New Roman"/>
-        </w:rPr>
-        <w:t xml:space="preserve"> </w:t>
-      </w:r>
-      <w:r>
-        <w:rPr>
-          <w:rFonts w:ascii="Times New Roman" w:hAnsi="Times New Roman" w:cs="Times New Roman"/>
-        </w:rPr>
-        <w:t xml:space="preserve">Most residuals fall within the expected error bounds, indicating no strong evidence of systematic lack of </w:t>
+          <w:rFonts w:ascii="Times New Roman" w:hAnsi="Times New Roman" w:cs="Times New Roman"/>
+        </w:rPr>
+        <w:t xml:space="preserve">The model-predicted values closely match the observed data. Most residuals fall within the expected error bounds, indicating no strong evidence of systematic lack of </w:t>
       </w:r>
       <w:proofErr w:type="gramStart"/>
       <w:r>
@@ -1630,43 +1597,7 @@
         <w:rPr>
           <w:rFonts w:ascii="Times New Roman" w:hAnsi="Times New Roman" w:cs="Times New Roman"/>
         </w:rPr>
-        <w:t>.</w:t>
-      </w:r>
-      <w:r>
-        <w:rPr>
-          <w:rFonts w:ascii="Times New Roman" w:hAnsi="Times New Roman" w:cs="Times New Roman"/>
-        </w:rPr>
-        <w:t xml:space="preserve"> </w:t>
-      </w:r>
-      <w:r>
-        <w:rPr>
-          <w:rFonts w:ascii="Times New Roman" w:hAnsi="Times New Roman" w:cs="Times New Roman"/>
-        </w:rPr>
-        <w:t>No observations fall outside the contour lines, suggesting that there are no highly influential data points affecting the model estimates.</w:t>
-      </w:r>
-      <w:r>
-        <w:rPr>
-          <w:rFonts w:ascii="Times New Roman" w:hAnsi="Times New Roman" w:cs="Times New Roman"/>
-        </w:rPr>
-        <w:t xml:space="preserve"> </w:t>
-      </w:r>
-      <w:r>
-        <w:rPr>
-          <w:rFonts w:ascii="Times New Roman" w:hAnsi="Times New Roman" w:cs="Times New Roman"/>
-        </w:rPr>
-        <w:t>Most predictors have relatively low VIF values, indicating that multicollinearity among the explanatory variables is not severe.</w:t>
-      </w:r>
-      <w:r>
-        <w:rPr>
-          <w:rFonts w:ascii="Times New Roman" w:hAnsi="Times New Roman" w:cs="Times New Roman"/>
-        </w:rPr>
-        <w:t xml:space="preserve"> </w:t>
-      </w:r>
-      <w:r>
-        <w:rPr>
-          <w:rFonts w:ascii="Times New Roman" w:hAnsi="Times New Roman" w:cs="Times New Roman"/>
-        </w:rPr>
-        <w:t>The quantile residuals lie close to the reference line, suggesting that the residual distribution follows the expected pattern.</w:t>
+        <w:t>. No observations fall outside the contour lines, suggesting that there are no highly influential data points affecting the model estimates. Most predictors have relatively low VIF values, indicating that multicollinearity among the explanatory variables is not severe. The quantile residuals lie close to the reference line, suggesting that the residual distribution follows the expected pattern.</w:t>
       </w:r>
     </w:p>
     <w:p>
@@ -1848,6 +1779,30 @@
         </w:rPr>
       </w:pPr>
       <w:bookmarkStart w:id="0" w:name="OLE_LINK1"/>
+      <w:r>
+        <w:rPr>
+          <w:rFonts w:ascii="Times New Roman" w:hAnsi="Times New Roman" w:cs="Times New Roman"/>
+        </w:rPr>
+        <w:t>The best cut-off probability was approximately</w:t>
+      </w:r>
+      <w:r>
+        <w:rPr>
+          <w:rFonts w:ascii="Times New Roman" w:hAnsi="Times New Roman" w:cs="Times New Roman" w:hint="eastAsia"/>
+        </w:rPr>
+        <w:t xml:space="preserve"> 0.28</w:t>
+      </w:r>
+      <w:r>
+        <w:rPr>
+          <w:rFonts w:ascii="Times New Roman" w:hAnsi="Times New Roman" w:cs="Times New Roman"/>
+        </w:rPr>
+        <w:t>, which provides a balance between sensitivity and specificity.</w:t>
+      </w:r>
+      <w:r>
+        <w:rPr>
+          <w:rFonts w:ascii="Times New Roman" w:hAnsi="Times New Roman" w:cs="Times New Roman" w:hint="eastAsia"/>
+        </w:rPr>
+        <w:t xml:space="preserve"> </w:t>
+      </w:r>
       <w:r>
         <w:rPr>
           <w:rFonts w:ascii="Times New Roman" w:hAnsi="Times New Roman" w:cs="Times New Roman"/>
